--- a/Spotify_Clone_Project_Report.docx
+++ b/Spotify_Clone_Project_Report.docx
@@ -1,5 +1,28 @@
 
-<file path=word/document.xml><?xml version="1.0" encoding="utf-8"?>
+<file path=docProps\app.xml><?xml version="1.0" encoding="utf-8"?>
+<Properties xmlns="http://schemas.openxmlformats.org/officeDocument/2006/extended-properties" xmlns:vt="http://schemas.openxmlformats.org/officeDocument/2006/docPropsVTypes">
+  <Application>Codex OOXML Builder</Application>
+  <DocSecurity>0</DocSecurity>
+  <ScaleCrop>false</ScaleCrop>
+  <Company/>
+  <LinksUpToDate>false</LinksUpToDate>
+  <SharedDoc>false</SharedDoc>
+  <HyperlinksChanged>false</HyperlinksChanged>
+  <AppVersion>16.0000</AppVersion>
+</Properties>
+</file>
+
+<file path=docProps\core.xml><?xml version="1.0" encoding="utf-8"?>
+<cp:coreProperties xmlns:cp="http://schemas.openxmlformats.org/package/2006/metadata/core-properties" xmlns:dc="http://purl.org/dc/elements/1.1/" xmlns:dcterms="http://purl.org/dc/terms/" xmlns:dcmitype="http://purl.org/dc/dcmitype/" xmlns:xsi="http://www.w3.org/2001/XMLSchema-instance">
+  <dc:title>Spotify Clone Web Music Player Project Report</dc:title>
+  <dc:creator>Om</dc:creator>
+  <cp:lastModifiedBy>Codex</cp:lastModifiedBy>
+  <dcterms:created xsi:type="dcterms:W3CDTF">2026-06-05T09:28:37Z</dcterms:created>
+  <dcterms:modified xsi:type="dcterms:W3CDTF">2026-06-05T09:28:37Z</dcterms:modified>
+</cp:coreProperties>
+</file>
+
+<file path=word\document.xml><?xml version="1.0" encoding="utf-8"?>
 <w:document xmlns:wpc="http://schemas.microsoft.com/office/word/2010/wordprocessingCanvas" xmlns:mc="http://schemas.openxmlformats.org/markup-compatibility/2006" xmlns:o="urn:schemas-microsoft-com:office:office" xmlns:r="http://schemas.openxmlformats.org/officeDocument/2006/relationships" xmlns:m="http://schemas.openxmlformats.org/officeDocument/2006/math" xmlns:v="urn:schemas-microsoft-com:vml" xmlns:wp14="http://schemas.microsoft.com/office/word/2010/wordprocessingDrawing" xmlns:wp="http://schemas.openxmlformats.org/drawingml/2006/wordprocessingDrawing" xmlns:w10="urn:schemas-microsoft-com:office:word" xmlns:w="http://schemas.openxmlformats.org/wordprocessingml/2006/main" xmlns:w14="http://schemas.microsoft.com/office/word/2010/wordml" xmlns:w15="http://schemas.microsoft.com/office/word/2012/wordml" mc:Ignorable="w14 w15 wp14">
   <w:body>
     <w:p>
@@ -3095,6 +3118,75 @@
       </w:pPr>
       <w:r>
         <w:rPr/>
+        <w:t xml:space="preserve">Resolved Deployment Issues</w:t>
+      </w:r>
+    </w:p>
+    <w:p>
+      <w:pPr>
+        <w:pStyle w:val="ListParagraph"/>
+        <w:numPr>
+          <w:ilvl w:val="0"/>
+          <w:numId w:val="1"/>
+        </w:numPr>
+      </w:pPr>
+      <w:r>
+        <w:t xml:space="preserve">Created missing songs.json files for album folders to fix 404 fetch errors.</w:t>
+      </w:r>
+    </w:p>
+    <w:p>
+      <w:pPr>
+        <w:pStyle w:val="ListParagraph"/>
+        <w:numPr>
+          <w:ilvl w:val="0"/>
+          <w:numId w:val="1"/>
+        </w:numPr>
+      </w:pPr>
+      <w:r>
+        <w:t xml:space="preserve">Corrected playlist file names in ncs/songs.json so the correct MP3 sources load.</w:t>
+      </w:r>
+    </w:p>
+    <w:p>
+      <w:pPr>
+        <w:pStyle w:val="ListParagraph"/>
+        <w:numPr>
+          <w:ilvl w:val="0"/>
+          <w:numId w:val="1"/>
+        </w:numPr>
+      </w:pPr>
+      <w:r>
+        <w:t xml:space="preserve">Replaced directory-listing assumptions with an explicit manifest.json to make the app production-ready.</w:t>
+      </w:r>
+    </w:p>
+    <w:p>
+      <w:pPr>
+        <w:pStyle w:val="ListParagraph"/>
+        <w:numPr>
+          <w:ilvl w:val="0"/>
+          <w:numId w:val="1"/>
+        </w:numPr>
+      </w:pPr>
+      <w:r>
+        <w:t xml:space="preserve">Handled URL-encoded paths and normalized playlist source matching for Netlify compatibility.</w:t>
+      </w:r>
+    </w:p>
+    <w:p>
+      <w:pPr>
+        <w:pStyle w:val="ListParagraph"/>
+        <w:numPr>
+          <w:ilvl w:val="0"/>
+          <w:numId w:val="1"/>
+        </w:numPr>
+      </w:pPr>
+      <w:r>
+        <w:t xml:space="preserve">Added defensive checks and audio play promise handling to avoid crashes when tracks fail to load.</w:t>
+      </w:r>
+    </w:p>
+    <w:p>
+      <w:pPr>
+        <w:pStyle w:val="Heading1"/>
+      </w:pPr>
+      <w:r>
+        <w:rPr/>
         <w:t xml:space="preserve">Future Scope</w:t>
       </w:r>
     </w:p>
@@ -3356,7 +3448,7 @@
 </w:document>
 </file>
 
-<file path=word/numbering.xml><?xml version="1.0" encoding="utf-8"?>
+<file path=word\numbering.xml><?xml version="1.0" encoding="utf-8"?>
 <w:numbering xmlns:w="http://schemas.openxmlformats.org/wordprocessingml/2006/main">
   <w:abstractNum w:abstractNumId="1">
     <w:multiLevelType w:val="singleLevel"/>
@@ -3400,7 +3492,14 @@
 </w:numbering>
 </file>
 
-<file path=word/styles.xml><?xml version="1.0" encoding="utf-8"?>
+<file path=word\settings.xml><?xml version="1.0" encoding="utf-8"?>
+<w:settings xmlns:w="http://schemas.openxmlformats.org/wordprocessingml/2006/main">
+  <w:zoom w:percent="100"/>
+  <w:defaultTabStop w:val="720"/>
+</w:settings>
+</file>
+
+<file path=word\styles.xml><?xml version="1.0" encoding="utf-8"?>
 <w:styles xmlns:w="http://schemas.openxmlformats.org/wordprocessingml/2006/main">
   <w:docDefaults>
     <w:rPrDefault>
